--- a/Lab1.2_THMT_1150080161_Phạm Nguyễn Anh Toàn.docx
+++ b/Lab1.2_THMT_1150080161_Phạm Nguyễn Anh Toàn.docx
@@ -64,6 +64,18 @@
           <w:color w:val="000000" w:themeColor="text1"/>
         </w:rPr>
         <w:t>1</w:t>
+      </w:r>
+    </w:p>
+    <w:p>
+      <w:r>
+        <w:t>Link youtube</w:t>
+      </w:r>
+      <w:bookmarkStart w:id="0" w:name="_GoBack"/>
+      <w:bookmarkEnd w:id="0"/>
+    </w:p>
+    <w:p>
+      <w:r>
+        <w:t>https://youtu.be/IVbuSjTakkE?si=lkOkCqe3G9Vq0n_R</w:t>
       </w:r>
     </w:p>
     <w:p>
@@ -261,6 +273,7 @@
           <w:noProof/>
           <w:sz w:val="28"/>
         </w:rPr>
+        <w:lastRenderedPageBreak/>
         <w:drawing>
           <wp:inline distT="0" distB="0" distL="0" distR="0" wp14:anchorId="79553551" wp14:editId="589150E7">
             <wp:extent cx="5943600" cy="2124075"/>
@@ -657,8 +670,10 @@
       <w:r>
         <w:rPr>
           <w:rFonts w:ascii="Times New Roman" w:hAnsi="Times New Roman" w:cs="Times New Roman"/>
-          <w:sz w:val="28"/>
-        </w:rPr>
+          <w:noProof/>
+          <w:sz w:val="28"/>
+        </w:rPr>
+        <w:lastRenderedPageBreak/>
         <w:drawing>
           <wp:inline distT="0" distB="0" distL="0" distR="0" wp14:anchorId="57B47D4D" wp14:editId="1C6B008D">
             <wp:extent cx="5943600" cy="3142615"/>
@@ -1300,6 +1315,7 @@
       <w:r>
         <w:rPr>
           <w:rFonts w:ascii="Times New Roman" w:hAnsi="Times New Roman" w:cs="Times New Roman"/>
+          <w:noProof/>
           <w:sz w:val="28"/>
         </w:rPr>
         <w:drawing>
@@ -1492,6 +1508,7 @@
       <w:r>
         <w:rPr>
           <w:rFonts w:ascii="Times New Roman" w:hAnsi="Times New Roman" w:cs="Times New Roman"/>
+          <w:noProof/>
           <w:sz w:val="28"/>
         </w:rPr>
         <w:lastRenderedPageBreak/>
@@ -1978,15 +1995,7 @@
     <w:p>
       <w:r>
         <w:lastRenderedPageBreak/>
-        <w:t xml:space="preserve">Telnet chủ yếu dựa vào thông tin đăng nhập của người dùng và không có cơ chế xác thực host tương </w:t>
-      </w:r>
-      <w:proofErr w:type="gramStart"/>
-      <w:r>
-        <w:t>đương</w:t>
-      </w:r>
-      <w:proofErr w:type="gramEnd"/>
-      <w:r>
-        <w:t xml:space="preserve"> SSH.</w:t>
+        <w:t>Telnet chủ yếu dựa vào thông tin đăng nhập của người dùng và không có cơ chế xác thực host tương đương SSH.</w:t>
       </w:r>
     </w:p>
     <w:p/>
@@ -2127,15 +2136,7 @@
     <w:p/>
     <w:p>
       <w:r>
-        <w:t xml:space="preserve">Khi kết nối lần đầu, PuTTY hiển thị host-key fingerprint để người dùng có thể kiểm tra. Nếu fingerprint </w:t>
-      </w:r>
-      <w:proofErr w:type="gramStart"/>
-      <w:r>
-        <w:t>được</w:t>
-      </w:r>
-      <w:proofErr w:type="gramEnd"/>
-      <w:r>
-        <w:t xml:space="preserve"> xác minh với nguồn tin cậy và đúng với máy chủ dự định kết nối thì người dùng có thể tin tưởng host key đó.</w:t>
+        <w:t>Khi kết nối lần đầu, PuTTY hiển thị host-key fingerprint để người dùng có thể kiểm tra. Nếu fingerprint được xác minh với nguồn tin cậy và đúng với máy chủ dự định kết nối thì người dùng có thể tin tưởng host key đó.</w:t>
       </w:r>
     </w:p>
     <w:p/>
@@ -2152,8 +2153,6 @@
     </w:p>
     <w:p/>
     <w:p>
-      <w:bookmarkStart w:id="0" w:name="_GoBack"/>
-      <w:bookmarkEnd w:id="0"/>
       <w:r>
         <w:t xml:space="preserve"> 9. Tại sao máy Attacker nằm cùng mạng với Client và Server chưa chắc bắt được toàn bộ lưu lượng unicast giữa hai máy? Trong thực tế cần điều kiện hoặc kỹ thuật nào để quan sát được lưu lượng </w:t>
       </w:r>
@@ -3101,7 +3100,7 @@
 </file>
 
 <file path=customXml/itemProps1.xml><?xml version="1.0" encoding="utf-8"?>
-<ds:datastoreItem xmlns:ds="http://schemas.openxmlformats.org/officeDocument/2006/customXml" ds:itemID="{8D552057-AFB4-4BE3-8DEF-4F3F5F380AE6}">
+<ds:datastoreItem xmlns:ds="http://schemas.openxmlformats.org/officeDocument/2006/customXml" ds:itemID="{E78D95AC-2AB6-49AD-A932-E44A025B8AB8}">
   <ds:schemaRefs>
     <ds:schemaRef ds:uri="http://schemas.openxmlformats.org/officeDocument/2006/bibliography"/>
   </ds:schemaRefs>
